--- a/docs/Technical Resume.docx
+++ b/docs/Technical Resume.docx
@@ -803,33 +803,35 @@
         <w:t xml:space="preserve">•  </w:t>
       </w:r>
       <w:r>
-        <w:t xml:space="preserve">Won the </w:t>
+        <w:rPr>
+          <w:sz w:val="18"/>
+        </w:rPr>
+        <w:t xml:space="preserve">Completed the course in </w:t>
       </w:r>
       <w:r>
         <w:rPr>
           <w:b/>
-        </w:rPr>
-        <w:t>Silver Award</w:t>
-      </w:r>
-      <w:r>
-        <w:t xml:space="preserve">, placing </w:t>
+          <w:sz w:val="18"/>
+        </w:rPr>
+        <w:t>56 seconds</w:t>
+      </w:r>
+      <w:r>
+        <w:rPr>
+          <w:sz w:val="18"/>
+        </w:rPr>
+        <w:t xml:space="preserve">, finishing only </w:t>
       </w:r>
       <w:r>
         <w:rPr>
           <w:b/>
-        </w:rPr>
-        <w:t>4th overall</w:t>
-      </w:r>
-      <w:r>
-        <w:t xml:space="preserve"> with a 56-second run - only </w:t>
-      </w:r>
-      <w:r>
-        <w:rPr>
-          <w:b/>
+          <w:sz w:val="18"/>
         </w:rPr>
         <w:t>0.03 seconds</w:t>
       </w:r>
       <w:r>
+        <w:rPr>
+          <w:sz w:val="18"/>
+        </w:rPr>
         <w:t xml:space="preserve"> behind 3rd place.</w:t>
       </w:r>
     </w:p>
@@ -918,24 +920,22 @@
         <w:t xml:space="preserve">•  </w:t>
       </w:r>
       <w:r>
-        <w:t xml:space="preserve">Implemented MPC-inspired Pure Pursuit tracking, sim-to-real braking compensation, and YAML-configured vehicle tuning; earned </w:t>
+        <w:rPr>
+          <w:sz w:val="18"/>
+        </w:rPr>
+        <w:t xml:space="preserve">Implemented MPC-inspired Pure Pursuit tracking, sim-to-real braking compensation, and </w:t>
       </w:r>
       <w:r>
         <w:rPr>
           <w:b/>
-        </w:rPr>
-        <w:t>3rd place</w:t>
-      </w:r>
-      <w:r>
-        <w:t xml:space="preserve"> and the </w:t>
-      </w:r>
-      <w:r>
-        <w:rPr>
-          <w:b/>
-        </w:rPr>
-        <w:t>Excellence Award</w:t>
-      </w:r>
-      <w:r>
+          <w:sz w:val="18"/>
+        </w:rPr>
+        <w:t>YAML-configured per-vehicle tuning</w:t>
+      </w:r>
+      <w:r>
+        <w:rPr>
+          <w:sz w:val="18"/>
+        </w:rPr>
         <w:t>.</w:t>
       </w:r>
     </w:p>
@@ -1159,6 +1159,385 @@
         <w:pBdr>
           <w:bottom w:val="single" w:sz="6" w:space="1" w:color="000000"/>
         </w:pBdr>
+        <w:spacing w:after="20"/>
+        <w:rPr>
+          <w:rFonts w:eastAsia="맑은 고딕"/>
+          <w:lang w:eastAsia="ko-KR"/>
+        </w:rPr>
+      </w:pPr>
+      <w:r>
+        <w:t>AWARDS</w:t>
+      </w:r>
+    </w:p>
+    <w:p>
+      <w:pPr>
+        <w:tabs>
+          <w:tab w:val="right" w:pos="10800"/>
+        </w:tabs>
+      </w:pPr>
+      <w:r>
+        <w:rPr>
+          <w:b/>
+          <w:sz w:val="18"/>
+        </w:rPr>
+        <w:t>SEA:ME Hackathon</w:t>
+      </w:r>
+      <w:r>
+        <w:rPr>
+          <w:sz w:val="18"/>
+        </w:rPr>
+        <w:t xml:space="preserve"> | Silver Award, 4</w:t>
+      </w:r>
+      <w:r>
+        <w:rPr>
+          <w:rFonts w:eastAsia="맑은 고딕" w:hint="eastAsia"/>
+          <w:sz w:val="18"/>
+          <w:vertAlign w:val="superscript"/>
+          <w:lang w:eastAsia="ko-KR"/>
+        </w:rPr>
+        <w:t>th</w:t>
+      </w:r>
+      <w:r>
+        <w:rPr>
+          <w:rFonts w:eastAsia="맑은 고딕" w:hint="eastAsia"/>
+          <w:sz w:val="18"/>
+          <w:lang w:eastAsia="ko-KR"/>
+        </w:rPr>
+        <w:t xml:space="preserve"> </w:t>
+      </w:r>
+      <w:r>
+        <w:rPr>
+          <w:sz w:val="18"/>
+        </w:rPr>
+        <w:t>Overall</w:t>
+      </w:r>
+      <w:r>
+        <w:rPr>
+          <w:sz w:val="18"/>
+        </w:rPr>
+        <w:tab/>
+      </w:r>
+      <w:r>
+        <w:rPr>
+          <w:b/>
+          <w:sz w:val="18"/>
+        </w:rPr>
+        <w:t>Jul 2026</w:t>
+      </w:r>
+    </w:p>
+    <w:p>
+      <w:pPr>
+        <w:tabs>
+          <w:tab w:val="right" w:pos="10800"/>
+        </w:tabs>
+      </w:pPr>
+      <w:r>
+        <w:rPr>
+          <w:b/>
+          <w:sz w:val="18"/>
+        </w:rPr>
+        <w:t>KAIST Mobility Challenge</w:t>
+      </w:r>
+      <w:r>
+        <w:rPr>
+          <w:sz w:val="18"/>
+        </w:rPr>
+        <w:t xml:space="preserve"> | Excellence Award, 3</w:t>
+      </w:r>
+      <w:r>
+        <w:rPr>
+          <w:rFonts w:eastAsia="맑은 고딕" w:hint="eastAsia"/>
+          <w:sz w:val="18"/>
+          <w:vertAlign w:val="superscript"/>
+          <w:lang w:eastAsia="ko-KR"/>
+        </w:rPr>
+        <w:t>rd</w:t>
+      </w:r>
+      <w:r>
+        <w:rPr>
+          <w:rFonts w:eastAsia="맑은 고딕" w:hint="eastAsia"/>
+          <w:sz w:val="18"/>
+          <w:lang w:eastAsia="ko-KR"/>
+        </w:rPr>
+        <w:t xml:space="preserve"> </w:t>
+      </w:r>
+      <w:r>
+        <w:rPr>
+          <w:sz w:val="18"/>
+        </w:rPr>
+        <w:t>Overall</w:t>
+      </w:r>
+      <w:r>
+        <w:rPr>
+          <w:sz w:val="18"/>
+        </w:rPr>
+        <w:tab/>
+      </w:r>
+      <w:r>
+        <w:rPr>
+          <w:b/>
+          <w:sz w:val="18"/>
+        </w:rPr>
+        <w:t>Feb 2026</w:t>
+      </w:r>
+    </w:p>
+    <w:p>
+      <w:pPr>
+        <w:tabs>
+          <w:tab w:val="right" w:pos="10800"/>
+        </w:tabs>
+      </w:pPr>
+      <w:r>
+        <w:rPr>
+          <w:b/>
+          <w:sz w:val="18"/>
+        </w:rPr>
+        <w:t>2025 HL Future Mobility Award</w:t>
+      </w:r>
+      <w:r>
+        <w:rPr>
+          <w:sz w:val="18"/>
+        </w:rPr>
+        <w:t xml:space="preserve"> | Encouragement Award</w:t>
+      </w:r>
+      <w:r>
+        <w:rPr>
+          <w:sz w:val="18"/>
+        </w:rPr>
+        <w:tab/>
+      </w:r>
+      <w:r>
+        <w:rPr>
+          <w:b/>
+          <w:sz w:val="18"/>
+        </w:rPr>
+        <w:t>Sep 2025</w:t>
+      </w:r>
+    </w:p>
+    <w:p>
+      <w:pPr>
+        <w:tabs>
+          <w:tab w:val="right" w:pos="10800"/>
+        </w:tabs>
+        <w:rPr>
+          <w:rFonts w:eastAsia="맑은 고딕"/>
+          <w:b/>
+          <w:sz w:val="18"/>
+          <w:lang w:eastAsia="ko-KR"/>
+        </w:rPr>
+      </w:pPr>
+      <w:r>
+        <w:rPr>
+          <w:b/>
+          <w:sz w:val="18"/>
+        </w:rPr>
+        <w:t>2025 Micro Degree Expo</w:t>
+      </w:r>
+      <w:r>
+        <w:rPr>
+          <w:sz w:val="18"/>
+        </w:rPr>
+        <w:t xml:space="preserve"> | Outstanding Award, </w:t>
+      </w:r>
+      <w:r>
+        <w:rPr>
+          <w:rFonts w:eastAsia="맑은 고딕" w:hint="eastAsia"/>
+          <w:sz w:val="18"/>
+          <w:lang w:eastAsia="ko-KR"/>
+        </w:rPr>
+        <w:t>2</w:t>
+      </w:r>
+      <w:r>
+        <w:rPr>
+          <w:rFonts w:eastAsia="맑은 고딕" w:hint="eastAsia"/>
+          <w:sz w:val="18"/>
+          <w:vertAlign w:val="superscript"/>
+          <w:lang w:eastAsia="ko-KR"/>
+        </w:rPr>
+        <w:t>nd</w:t>
+      </w:r>
+      <w:r>
+        <w:rPr>
+          <w:sz w:val="18"/>
+        </w:rPr>
+        <w:t xml:space="preserve"> Place</w:t>
+      </w:r>
+      <w:r>
+        <w:rPr>
+          <w:sz w:val="18"/>
+        </w:rPr>
+        <w:tab/>
+      </w:r>
+      <w:r>
+        <w:rPr>
+          <w:rFonts w:eastAsia="맑은 고딕" w:hint="eastAsia"/>
+          <w:b/>
+          <w:bCs/>
+          <w:sz w:val="18"/>
+          <w:lang w:eastAsia="ko-KR"/>
+        </w:rPr>
+        <w:t>J</w:t>
+      </w:r>
+      <w:r>
+        <w:rPr>
+          <w:rFonts w:eastAsia="맑은 고딕" w:hint="eastAsia"/>
+          <w:b/>
+          <w:bCs/>
+          <w:sz w:val="18"/>
+          <w:lang w:eastAsia="ko-KR"/>
+        </w:rPr>
+        <w:t>un</w:t>
+      </w:r>
+      <w:r>
+        <w:rPr>
+          <w:rFonts w:eastAsia="맑은 고딕" w:hint="eastAsia"/>
+          <w:sz w:val="18"/>
+          <w:lang w:eastAsia="ko-KR"/>
+        </w:rPr>
+        <w:t xml:space="preserve"> </w:t>
+      </w:r>
+      <w:r>
+        <w:rPr>
+          <w:b/>
+          <w:sz w:val="18"/>
+        </w:rPr>
+        <w:t>2025</w:t>
+      </w:r>
+    </w:p>
+    <w:p>
+      <w:pPr>
+        <w:tabs>
+          <w:tab w:val="right" w:pos="10800"/>
+        </w:tabs>
+        <w:rPr>
+          <w:rFonts w:eastAsia="맑은 고딕"/>
+          <w:b/>
+          <w:sz w:val="18"/>
+          <w:lang w:eastAsia="ko-KR"/>
+        </w:rPr>
+      </w:pPr>
+      <w:r>
+        <w:rPr>
+          <w:rFonts w:eastAsia="맑은 고딕"/>
+          <w:b/>
+          <w:sz w:val="18"/>
+          <w:lang w:eastAsia="ko-KR"/>
+        </w:rPr>
+        <w:t>Artificial</w:t>
+      </w:r>
+      <w:r>
+        <w:rPr>
+          <w:rFonts w:eastAsia="맑은 고딕" w:hint="eastAsia"/>
+          <w:b/>
+          <w:sz w:val="18"/>
+          <w:lang w:eastAsia="ko-KR"/>
+        </w:rPr>
+        <w:t xml:space="preserve"> Intelligence Software Competition </w:t>
+      </w:r>
+      <w:r>
+        <w:rPr>
+          <w:rFonts w:eastAsia="맑은 고딕"/>
+          <w:b/>
+          <w:sz w:val="18"/>
+          <w:lang w:eastAsia="ko-KR"/>
+        </w:rPr>
+        <w:t>–</w:t>
+      </w:r>
+      <w:r>
+        <w:rPr>
+          <w:rFonts w:eastAsia="맑은 고딕" w:hint="eastAsia"/>
+          <w:b/>
+          <w:sz w:val="18"/>
+          <w:lang w:eastAsia="ko-KR"/>
+        </w:rPr>
+        <w:t xml:space="preserve"> C Programming Division | </w:t>
+      </w:r>
+      <w:r>
+        <w:rPr>
+          <w:rFonts w:eastAsia="맑은 고딕"/>
+          <w:bCs/>
+          <w:sz w:val="18"/>
+          <w:lang w:eastAsia="ko-KR"/>
+        </w:rPr>
+        <w:t>Excellence</w:t>
+      </w:r>
+      <w:r>
+        <w:rPr>
+          <w:rFonts w:eastAsia="맑은 고딕" w:hint="eastAsia"/>
+          <w:bCs/>
+          <w:sz w:val="18"/>
+          <w:lang w:eastAsia="ko-KR"/>
+        </w:rPr>
+        <w:t xml:space="preserve"> Award</w:t>
+      </w:r>
+      <w:r>
+        <w:rPr>
+          <w:rFonts w:eastAsia="맑은 고딕" w:hint="eastAsia"/>
+          <w:bCs/>
+          <w:sz w:val="18"/>
+          <w:lang w:eastAsia="ko-KR"/>
+        </w:rPr>
+        <w:t>, 3</w:t>
+      </w:r>
+      <w:r>
+        <w:rPr>
+          <w:rFonts w:eastAsia="맑은 고딕" w:hint="eastAsia"/>
+          <w:bCs/>
+          <w:sz w:val="18"/>
+          <w:vertAlign w:val="superscript"/>
+          <w:lang w:eastAsia="ko-KR"/>
+        </w:rPr>
+        <w:t>rd</w:t>
+      </w:r>
+      <w:r>
+        <w:rPr>
+          <w:rFonts w:eastAsia="맑은 고딕" w:hint="eastAsia"/>
+          <w:bCs/>
+          <w:sz w:val="18"/>
+          <w:lang w:eastAsia="ko-KR"/>
+        </w:rPr>
+        <w:t xml:space="preserve"> Place </w:t>
+      </w:r>
+      <w:r>
+        <w:rPr>
+          <w:rFonts w:eastAsia="맑은 고딕"/>
+          <w:bCs/>
+          <w:sz w:val="18"/>
+          <w:lang w:eastAsia="ko-KR"/>
+        </w:rPr>
+        <w:tab/>
+      </w:r>
+      <w:r>
+        <w:rPr>
+          <w:rFonts w:eastAsia="맑은 고딕" w:hint="eastAsia"/>
+          <w:b/>
+          <w:sz w:val="18"/>
+          <w:lang w:eastAsia="ko-KR"/>
+        </w:rPr>
+        <w:t>Aug 2024</w:t>
+      </w:r>
+    </w:p>
+    <w:p>
+      <w:pPr>
+        <w:tabs>
+          <w:tab w:val="right" w:pos="10800"/>
+        </w:tabs>
+        <w:rPr>
+          <w:rFonts w:eastAsia="맑은 고딕" w:hint="eastAsia"/>
+          <w:sz w:val="18"/>
+          <w:szCs w:val="18"/>
+          <w:lang w:eastAsia="ko-KR"/>
+        </w:rPr>
+      </w:pPr>
+    </w:p>
+    <w:p>
+      <w:pPr>
+        <w:pStyle w:val="ResumeSection"/>
+        <w:widowControl w:val="0"/>
+        <w:pBdr>
+          <w:bottom w:val="single" w:sz="6" w:space="1" w:color="000000"/>
+        </w:pBdr>
+        <w:spacing w:after="20"/>
       </w:pPr>
       <w:r>
         <w:t>LEADERSHIP EXPERIENCE</w:t>

--- a/docs/Technical Resume.docx
+++ b/docs/Technical Resume.docx
@@ -340,6 +340,8 @@
         <w:spacing w:after="8"/>
         <w:rPr>
           <w:rFonts w:eastAsia="맑은 고딕"/>
+          <w:sz w:val="8"/>
+          <w:szCs w:val="10"/>
           <w:lang w:eastAsia="ko-KR"/>
         </w:rPr>
       </w:pPr>
@@ -486,6 +488,8 @@
         <w:spacing w:after="8"/>
         <w:rPr>
           <w:rFonts w:eastAsia="맑은 고딕"/>
+          <w:sz w:val="12"/>
+          <w:szCs w:val="14"/>
           <w:lang w:eastAsia="ko-KR"/>
         </w:rPr>
       </w:pPr>
@@ -541,34 +545,36 @@
         <w:pStyle w:val="ResumeBullet"/>
         <w:widowControl w:val="0"/>
         <w:spacing w:after="0"/>
+        <w:rPr>
+          <w:szCs w:val="19"/>
+        </w:rPr>
       </w:pPr>
       <w:r>
         <w:rPr>
           <w:b/>
-          <w:sz w:val="18"/>
+          <w:szCs w:val="19"/>
         </w:rPr>
         <w:t xml:space="preserve">•  </w:t>
       </w:r>
       <w:r>
+        <w:rPr>
+          <w:szCs w:val="19"/>
+        </w:rPr>
         <w:t xml:space="preserve">Designed a </w:t>
       </w:r>
       <w:r>
         <w:rPr>
           <w:b/>
-        </w:rPr>
-        <w:t>1.43M-parameter</w:t>
-      </w:r>
-      <w:r>
-        <w:t xml:space="preserve">, </w:t>
-      </w:r>
-      <w:r>
-        <w:rPr>
-          <w:b/>
-        </w:rPr>
-        <w:t>five-stage geometric alignment framework</w:t>
-      </w:r>
-      <w:r>
-        <w:t xml:space="preserve"> using Clifford-inspired scalar, vector, and rotor-related features with transformer, residual, and energy-based refinement for severe in-plane rotations.</w:t>
+          <w:bCs/>
+          <w:szCs w:val="19"/>
+        </w:rPr>
+        <w:t>1.43M-parameter, five-stage geometric alignment model</w:t>
+      </w:r>
+      <w:r>
+        <w:rPr>
+          <w:szCs w:val="19"/>
+        </w:rPr>
+        <w:t xml:space="preserve"> using Clifford-inspired geometric representations, transformer-based estimation, and residual/energy-based refinement for severe in-plane rotations.</w:t>
       </w:r>
     </w:p>
     <w:p>
@@ -576,41 +582,74 @@
         <w:pStyle w:val="ResumeBullet"/>
         <w:widowControl w:val="0"/>
         <w:spacing w:after="0"/>
+        <w:rPr>
+          <w:rFonts w:eastAsia="맑은 고딕"/>
+          <w:bCs/>
+          <w:szCs w:val="19"/>
+          <w:lang w:eastAsia="ko-KR"/>
+        </w:rPr>
       </w:pPr>
       <w:r>
         <w:rPr>
           <w:b/>
-          <w:sz w:val="18"/>
+          <w:szCs w:val="19"/>
         </w:rPr>
         <w:t xml:space="preserve">•  </w:t>
       </w:r>
       <w:r>
-        <w:t xml:space="preserve">Reduced mean rotation error on the 100 hardest cases from </w:t>
+        <w:rPr>
+          <w:szCs w:val="19"/>
+        </w:rPr>
+        <w:t xml:space="preserve">Reduced mean rotation error on the </w:t>
       </w:r>
       <w:r>
         <w:rPr>
           <w:b/>
-        </w:rPr>
-        <w:t>40.49° to 17.01° (58%)</w:t>
-      </w:r>
-      <w:r>
-        <w:t xml:space="preserve">; built COCO, </w:t>
+          <w:bCs/>
+          <w:szCs w:val="19"/>
+        </w:rPr>
+        <w:t>100 hardest recovery cases from 40.49° to 17.01° (58%)</w:t>
+      </w:r>
+      <w:r>
+        <w:rPr>
+          <w:szCs w:val="19"/>
+        </w:rPr>
+        <w:t xml:space="preserve">; evaluated across COCO, </w:t>
       </w:r>
       <w:proofErr w:type="spellStart"/>
       <w:r>
+        <w:rPr>
+          <w:szCs w:val="19"/>
+        </w:rPr>
         <w:t>HPatches</w:t>
       </w:r>
       <w:proofErr w:type="spellEnd"/>
       <w:r>
+        <w:rPr>
+          <w:szCs w:val="19"/>
+        </w:rPr>
         <w:t xml:space="preserve">, and </w:t>
       </w:r>
       <w:proofErr w:type="spellStart"/>
       <w:r>
+        <w:rPr>
+          <w:szCs w:val="19"/>
+        </w:rPr>
         <w:t>MegaDepth</w:t>
       </w:r>
       <w:proofErr w:type="spellEnd"/>
       <w:r>
-        <w:t xml:space="preserve"> evaluations with baseline, ablation, and failure-case analysis.</w:t>
+        <w:rPr>
+          <w:szCs w:val="19"/>
+        </w:rPr>
+        <w:t xml:space="preserve"> with fixed-angle stress tests, baselines, ablations, and failure-case analysis</w:t>
+      </w:r>
+      <w:r>
+        <w:rPr>
+          <w:bCs/>
+          <w:szCs w:val="19"/>
+        </w:rPr>
+        <w:t>.</w:t>
       </w:r>
     </w:p>
     <w:p>
@@ -618,25 +657,64 @@
         <w:pStyle w:val="ResumeBullet"/>
         <w:widowControl w:val="0"/>
         <w:spacing w:after="0"/>
+        <w:rPr>
+          <w:rFonts w:eastAsia="맑은 고딕" w:hint="eastAsia"/>
+          <w:bCs/>
+          <w:szCs w:val="19"/>
+          <w:lang w:eastAsia="ko-KR"/>
+        </w:rPr>
       </w:pPr>
       <w:r>
         <w:rPr>
           <w:b/>
-          <w:sz w:val="18"/>
-        </w:rPr>
-        <w:t xml:space="preserve">•  </w:t>
-      </w:r>
-      <w:r>
-        <w:t xml:space="preserve">First author of an </w:t>
-      </w:r>
-      <w:r>
-        <w:rPr>
+          <w:szCs w:val="19"/>
+        </w:rPr>
+        <w:t>•</w:t>
+      </w:r>
+      <w:r>
+        <w:rPr>
+          <w:rFonts w:eastAsia="맑은 고딕" w:hint="eastAsia"/>
           <w:b/>
-        </w:rPr>
-        <w:t>Image and Vision Computing</w:t>
-      </w:r>
-      <w:r>
-        <w:t xml:space="preserve"> manuscript under review</w:t>
+          <w:szCs w:val="19"/>
+          <w:lang w:eastAsia="ko-KR"/>
+        </w:rPr>
+        <w:t xml:space="preserve">  </w:t>
+      </w:r>
+      <w:r>
+        <w:rPr>
+          <w:rFonts w:eastAsia="맑은 고딕"/>
+          <w:bCs/>
+          <w:szCs w:val="19"/>
+          <w:lang w:eastAsia="ko-KR"/>
+        </w:rPr>
+        <w:t xml:space="preserve">Developed an </w:t>
+      </w:r>
+      <w:r>
+        <w:rPr>
+          <w:rFonts w:eastAsia="맑은 고딕"/>
+          <w:b/>
+          <w:szCs w:val="19"/>
+          <w:lang w:eastAsia="ko-KR"/>
+        </w:rPr>
+        <w:t>ROI-constrained ORB/HNSW feature-matching pipeline</w:t>
+      </w:r>
+      <w:r>
+        <w:rPr>
+          <w:rFonts w:eastAsia="맑은 고딕"/>
+          <w:bCs/>
+          <w:szCs w:val="19"/>
+          <w:lang w:eastAsia="ko-KR"/>
+        </w:rPr>
+        <w:t xml:space="preserve"> with MAGSAC++ verification, reducing candidate comparisons by </w:t>
+      </w:r>
+      <w:r>
+        <w:rPr>
+          <w:rFonts w:eastAsia="맑은 고딕"/>
+          <w:b/>
+          <w:szCs w:val="19"/>
+          <w:lang w:eastAsia="ko-KR"/>
+        </w:rPr>
+        <w:t>96.12% while retaining a 0.99 matching success rate.</w:t>
       </w:r>
     </w:p>
     <w:p>
@@ -645,41 +723,103 @@
         <w:widowControl w:val="0"/>
         <w:spacing w:after="0"/>
         <w:rPr>
-          <w:rFonts w:eastAsia="맑은 고딕"/>
+          <w:rFonts w:eastAsia="맑은 고딕" w:hint="eastAsia"/>
+          <w:szCs w:val="19"/>
           <w:lang w:eastAsia="ko-KR"/>
         </w:rPr>
       </w:pPr>
       <w:r>
         <w:rPr>
           <w:b/>
+          <w:szCs w:val="19"/>
         </w:rPr>
         <w:t xml:space="preserve">•  </w:t>
       </w:r>
       <w:r>
-        <w:t xml:space="preserve">First author of a </w:t>
+        <w:rPr>
+          <w:szCs w:val="19"/>
+        </w:rPr>
+        <w:t xml:space="preserve">Developed a lightweight lane-detection pipeline using </w:t>
       </w:r>
       <w:r>
         <w:rPr>
           <w:b/>
-        </w:rPr>
-        <w:t xml:space="preserve">KMMS </w:t>
+          <w:bCs/>
+          <w:szCs w:val="19"/>
+        </w:rPr>
+        <w:t>morphological closing and adaptive Otsu thresholding</w:t>
+      </w:r>
+      <w:r>
+        <w:rPr>
+          <w:szCs w:val="19"/>
+        </w:rPr>
+        <w:t xml:space="preserve">, reducing partial-shadow noise penalty from </w:t>
+      </w:r>
+      <w:r>
+        <w:rPr>
+          <w:b/>
+          <w:bCs/>
+          <w:szCs w:val="19"/>
+        </w:rPr>
+        <w:t xml:space="preserve">73.7 </w:t>
+      </w:r>
+      <w:proofErr w:type="spellStart"/>
+      <w:r>
+        <w:rPr>
+          <w:b/>
+          <w:bCs/>
+          <w:szCs w:val="19"/>
+        </w:rPr>
+        <w:t>px</w:t>
+      </w:r>
+      <w:proofErr w:type="spellEnd"/>
+      <w:r>
+        <w:rPr>
+          <w:b/>
+          <w:bCs/>
+          <w:szCs w:val="19"/>
+        </w:rPr>
+        <w:t xml:space="preserve"> to 9.1</w:t>
       </w:r>
       <w:r>
         <w:rPr>
           <w:rFonts w:eastAsia="맑은 고딕" w:hint="eastAsia"/>
           <w:b/>
+          <w:bCs/>
+          <w:szCs w:val="19"/>
           <w:lang w:eastAsia="ko-KR"/>
         </w:rPr>
-        <w:t>Fall</w:t>
-      </w:r>
+        <w:t xml:space="preserve"> </w:t>
+      </w:r>
+      <w:proofErr w:type="spellStart"/>
       <w:r>
         <w:rPr>
           <w:b/>
-        </w:rPr>
-        <w:t xml:space="preserve"> Conference poster</w:t>
-      </w:r>
-      <w:r>
-        <w:t xml:space="preserve"> on adaptive binarization-based lane detection.</w:t>
+          <w:bCs/>
+          <w:szCs w:val="19"/>
+        </w:rPr>
+        <w:t>px</w:t>
+      </w:r>
+      <w:proofErr w:type="spellEnd"/>
+      <w:r>
+        <w:rPr>
+          <w:szCs w:val="19"/>
+        </w:rPr>
+        <w:t xml:space="preserve"> and noise pixels by approximately </w:t>
+      </w:r>
+      <w:r>
+        <w:rPr>
+          <w:b/>
+          <w:bCs/>
+          <w:szCs w:val="19"/>
+        </w:rPr>
+        <w:t>30%</w:t>
+      </w:r>
+      <w:r>
+        <w:rPr>
+          <w:szCs w:val="19"/>
+        </w:rPr>
+        <w:t>.</w:t>
       </w:r>
     </w:p>
     <w:p>
@@ -689,6 +829,61 @@
         <w:spacing w:after="0"/>
         <w:rPr>
           <w:rFonts w:eastAsia="맑은 고딕"/>
+          <w:szCs w:val="19"/>
+          <w:lang w:eastAsia="ko-KR"/>
+        </w:rPr>
+      </w:pPr>
+      <w:r>
+        <w:rPr>
+          <w:b/>
+          <w:szCs w:val="19"/>
+        </w:rPr>
+        <w:t xml:space="preserve">•  </w:t>
+      </w:r>
+      <w:r>
+        <w:rPr>
+          <w:szCs w:val="19"/>
+        </w:rPr>
+        <w:t xml:space="preserve">First author of an </w:t>
+      </w:r>
+      <w:r>
+        <w:rPr>
+          <w:b/>
+          <w:bCs/>
+          <w:szCs w:val="19"/>
+        </w:rPr>
+        <w:t>Image and Vision Computing</w:t>
+      </w:r>
+      <w:r>
+        <w:rPr>
+          <w:szCs w:val="19"/>
+        </w:rPr>
+        <w:t xml:space="preserve"> manuscript under review and a </w:t>
+      </w:r>
+      <w:r>
+        <w:rPr>
+          <w:b/>
+          <w:bCs/>
+          <w:szCs w:val="19"/>
+        </w:rPr>
+        <w:t>KMMS Fall Conference</w:t>
+      </w:r>
+      <w:r>
+        <w:rPr>
+          <w:szCs w:val="19"/>
+        </w:rPr>
+        <w:t xml:space="preserve"> poster on adaptive lane detection.</w:t>
+      </w:r>
+    </w:p>
+    <w:p>
+      <w:pPr>
+        <w:pStyle w:val="ResumeBullet"/>
+        <w:widowControl w:val="0"/>
+        <w:spacing w:after="0"/>
+        <w:rPr>
+          <w:rFonts w:eastAsia="맑은 고딕"/>
+          <w:sz w:val="12"/>
+          <w:szCs w:val="14"/>
           <w:lang w:eastAsia="ko-KR"/>
         </w:rPr>
       </w:pPr>
@@ -717,7 +912,14 @@
           <w:b/>
           <w:sz w:val="18"/>
         </w:rPr>
-        <w:t>SEA:ME Hackathon - Vision-Only Driving System | Lead Autonomy Engineer</w:t>
+        <w:t xml:space="preserve">SEA:ME Hackathon - Vision-Only Driving System | </w:t>
+      </w:r>
+      <w:r>
+        <w:rPr>
+          <w:b/>
+          <w:sz w:val="18"/>
+        </w:rPr>
+        <w:t>Lead Autonomous Systems Engineer</w:t>
       </w:r>
       <w:r>
         <w:rPr>
@@ -738,25 +940,72 @@
         <w:pStyle w:val="ResumeBullet"/>
         <w:widowControl w:val="0"/>
         <w:spacing w:after="0"/>
+        <w:rPr>
+          <w:rFonts w:eastAsia="맑은 고딕" w:hint="eastAsia"/>
+          <w:szCs w:val="19"/>
+          <w:lang w:eastAsia="ko-KR"/>
+        </w:rPr>
       </w:pPr>
       <w:r>
         <w:rPr>
           <w:b/>
-          <w:sz w:val="18"/>
-        </w:rPr>
-        <w:t xml:space="preserve">•  </w:t>
-      </w:r>
-      <w:r>
-        <w:t xml:space="preserve">Led end-to-end integration of a </w:t>
-      </w:r>
-      <w:r>
-        <w:rPr>
+          <w:szCs w:val="19"/>
+        </w:rPr>
+        <w:t>•</w:t>
+      </w:r>
+      <w:r>
+        <w:rPr>
+          <w:rFonts w:eastAsia="맑은 고딕" w:hint="eastAsia"/>
           <w:b/>
-        </w:rPr>
-        <w:t>single-camera ROS 2 autonomy stack</w:t>
-      </w:r>
-      <w:r>
-        <w:t xml:space="preserve"> spanning lane perception, NCNN detection, mission state machines, Pure Pursuit control, debugging tools, and embedded actuator interfaces.</w:t>
+          <w:szCs w:val="19"/>
+          <w:lang w:eastAsia="ko-KR"/>
+        </w:rPr>
+        <w:t xml:space="preserve">  </w:t>
+      </w:r>
+      <w:r>
+        <w:rPr>
+          <w:rFonts w:eastAsia="맑은 고딕"/>
+          <w:bCs/>
+          <w:szCs w:val="19"/>
+          <w:lang w:eastAsia="ko-KR"/>
+        </w:rPr>
+        <w:t xml:space="preserve">Led integration of a </w:t>
+      </w:r>
+      <w:r>
+        <w:rPr>
+          <w:rFonts w:eastAsia="맑은 고딕"/>
+          <w:b/>
+          <w:szCs w:val="19"/>
+          <w:lang w:eastAsia="ko-KR"/>
+        </w:rPr>
+        <w:t>single-camera ROS 2</w:t>
+      </w:r>
+      <w:r>
+        <w:rPr>
+          <w:rFonts w:eastAsia="맑은 고딕"/>
+          <w:bCs/>
+          <w:szCs w:val="19"/>
+          <w:lang w:eastAsia="ko-KR"/>
+        </w:rPr>
+        <w:t xml:space="preserve"> </w:t>
+      </w:r>
+      <w:r>
+        <w:rPr>
+          <w:rFonts w:eastAsia="맑은 고딕"/>
+          <w:b/>
+          <w:szCs w:val="19"/>
+          <w:lang w:eastAsia="ko-KR"/>
+        </w:rPr>
+        <w:t>autonomy stack</w:t>
+      </w:r>
+      <w:r>
+        <w:rPr>
+          <w:rFonts w:eastAsia="맑은 고딕"/>
+          <w:bCs/>
+          <w:szCs w:val="19"/>
+          <w:lang w:eastAsia="ko-KR"/>
+        </w:rPr>
+        <w:t xml:space="preserve"> using front-camera perception for lane tracking, traffic-light/sign recognition, mission-state logic, Pure Pursuit control, and actuator output.</w:t>
       </w:r>
     </w:p>
     <w:p>
@@ -764,24 +1013,56 @@
         <w:pStyle w:val="ResumeBullet"/>
         <w:widowControl w:val="0"/>
         <w:spacing w:after="0"/>
+        <w:rPr>
+          <w:szCs w:val="19"/>
+        </w:rPr>
       </w:pPr>
       <w:r>
         <w:rPr>
           <w:b/>
-          <w:sz w:val="18"/>
+          <w:szCs w:val="19"/>
         </w:rPr>
         <w:t xml:space="preserve">•  </w:t>
       </w:r>
       <w:r>
-        <w:t xml:space="preserve">Increased end-to-end perception from </w:t>
+        <w:rPr>
+          <w:szCs w:val="19"/>
+        </w:rPr>
+        <w:t>Increased perception</w:t>
+      </w:r>
+      <w:r>
+        <w:rPr>
+          <w:rFonts w:eastAsia="맑은 고딕" w:hint="eastAsia"/>
+          <w:szCs w:val="19"/>
+          <w:lang w:eastAsia="ko-KR"/>
+        </w:rPr>
+        <w:t xml:space="preserve"> </w:t>
+      </w:r>
+      <w:r>
+        <w:rPr>
+          <w:rFonts w:eastAsia="맑은 고딕"/>
+          <w:szCs w:val="19"/>
+          <w:lang w:eastAsia="ko-KR"/>
+        </w:rPr>
+        <w:t>throughput</w:t>
+      </w:r>
+      <w:r>
+        <w:rPr>
+          <w:szCs w:val="19"/>
+        </w:rPr>
+        <w:t xml:space="preserve"> from </w:t>
       </w:r>
       <w:r>
         <w:rPr>
           <w:b/>
+          <w:szCs w:val="19"/>
         </w:rPr>
         <w:t>6 FPS to a stable 20 FPS (3.3x)</w:t>
       </w:r>
       <w:r>
+        <w:rPr>
+          <w:szCs w:val="19"/>
+        </w:rPr>
         <w:t xml:space="preserve"> through shared-memory process isolation, mission-specific ROIs, fresh-frame queues, and ROS 2 execution tuning.</w:t>
       </w:r>
     </w:p>
@@ -789,48 +1070,48 @@
       <w:pPr>
         <w:pStyle w:val="ResumeBullet"/>
         <w:widowControl w:val="0"/>
-        <w:spacing w:after="0"/>
-        <w:rPr>
-          <w:rFonts w:eastAsia="맑은 고딕"/>
+        <w:rPr>
+          <w:rFonts w:eastAsia="맑은 고딕" w:hint="eastAsia"/>
+          <w:szCs w:val="19"/>
           <w:lang w:eastAsia="ko-KR"/>
         </w:rPr>
       </w:pPr>
       <w:r>
         <w:rPr>
           <w:b/>
-          <w:sz w:val="18"/>
+          <w:szCs w:val="19"/>
         </w:rPr>
         <w:t xml:space="preserve">•  </w:t>
       </w:r>
       <w:r>
         <w:rPr>
-          <w:sz w:val="18"/>
+          <w:szCs w:val="19"/>
         </w:rPr>
         <w:t xml:space="preserve">Completed the course in </w:t>
       </w:r>
       <w:r>
         <w:rPr>
           <w:b/>
-          <w:sz w:val="18"/>
+          <w:szCs w:val="19"/>
         </w:rPr>
         <w:t>56 seconds</w:t>
       </w:r>
       <w:r>
         <w:rPr>
-          <w:sz w:val="18"/>
+          <w:szCs w:val="19"/>
         </w:rPr>
         <w:t xml:space="preserve">, finishing only </w:t>
       </w:r>
       <w:r>
         <w:rPr>
           <w:b/>
-          <w:sz w:val="18"/>
+          <w:szCs w:val="19"/>
         </w:rPr>
         <w:t>0.03 seconds</w:t>
       </w:r>
       <w:r>
         <w:rPr>
-          <w:sz w:val="18"/>
+          <w:szCs w:val="19"/>
         </w:rPr>
         <w:t xml:space="preserve"> behind 3rd place.</w:t>
       </w:r>
@@ -860,83 +1141,149 @@
           <w:b/>
           <w:sz w:val="18"/>
         </w:rPr>
-        <w:t>KAIST Mobility Challenge - V2X Cooperative Driving | Systems Engineer</w:t>
-      </w:r>
-      <w:r>
-        <w:rPr>
-          <w:sz w:val="18"/>
-        </w:rPr>
-        <w:tab/>
-      </w:r>
-      <w:r>
-        <w:rPr>
+        <w:t xml:space="preserve">LEGO Finder - Prompt-Guided Visual Search | </w:t>
+      </w:r>
+      <w:r>
+        <w:rPr>
+          <w:rFonts w:eastAsia="맑은 고딕" w:hint="eastAsia"/>
           <w:b/>
           <w:sz w:val="18"/>
-        </w:rPr>
-        <w:t>Oct 2025 - Feb 2026</w:t>
+          <w:lang w:eastAsia="ko-KR"/>
+        </w:rPr>
+        <w:t xml:space="preserve">Personal </w:t>
+      </w:r>
+      <w:r>
+        <w:rPr>
+          <w:b/>
+          <w:sz w:val="18"/>
+        </w:rPr>
+        <w:t>Project</w:t>
+      </w:r>
+      <w:r>
+        <w:rPr>
+          <w:sz w:val="18"/>
+        </w:rPr>
+        <w:tab/>
+      </w:r>
+      <w:r>
+        <w:rPr>
+          <w:b/>
+          <w:sz w:val="18"/>
+        </w:rPr>
+        <w:t>Apr 2026 - Jun 2026</w:t>
       </w:r>
     </w:p>
     <w:p>
       <w:pPr>
         <w:pStyle w:val="ResumeBullet"/>
         <w:widowControl w:val="0"/>
-        <w:spacing w:after="0"/>
+        <w:rPr>
+          <w:rFonts w:eastAsia="맑은 고딕" w:hint="eastAsia"/>
+          <w:szCs w:val="19"/>
+          <w:lang w:eastAsia="ko-KR"/>
+        </w:rPr>
       </w:pPr>
       <w:r>
         <w:rPr>
           <w:b/>
-          <w:sz w:val="18"/>
+          <w:szCs w:val="19"/>
         </w:rPr>
         <w:t xml:space="preserve">•  </w:t>
       </w:r>
       <w:r>
-        <w:t xml:space="preserve">Built V2X cooperative decision and control logic for </w:t>
+        <w:rPr>
+          <w:szCs w:val="19"/>
+        </w:rPr>
+        <w:t xml:space="preserve">Built a </w:t>
       </w:r>
       <w:r>
         <w:rPr>
           <w:b/>
-        </w:rPr>
-        <w:t>four autonomous vehicles</w:t>
-      </w:r>
-      <w:r>
-        <w:t xml:space="preserve"> negotiating roundabouts and four-way intersections, including stop-or-go collision avoidance from shared pose and velocity state.</w:t>
+          <w:bCs/>
+          <w:szCs w:val="19"/>
+        </w:rPr>
+        <w:t>real-time prompt-guided visual search pipeline</w:t>
+      </w:r>
+      <w:r>
+        <w:rPr>
+          <w:szCs w:val="19"/>
+        </w:rPr>
+        <w:t xml:space="preserve"> that localizes candidate regions with ROI masking, retrieves local-feature matches from an offline </w:t>
+      </w:r>
+      <w:r>
+        <w:rPr>
+          <w:b/>
+          <w:bCs/>
+          <w:szCs w:val="19"/>
+        </w:rPr>
+        <w:t>HNSW</w:t>
+      </w:r>
+      <w:r>
+        <w:rPr>
+          <w:szCs w:val="19"/>
+        </w:rPr>
+        <w:t xml:space="preserve"> index</w:t>
+      </w:r>
+      <w:r>
+        <w:rPr>
+          <w:rFonts w:eastAsia="맑은 고딕" w:hint="eastAsia"/>
+          <w:szCs w:val="19"/>
+          <w:lang w:eastAsia="ko-KR"/>
+        </w:rPr>
+        <w:t>.</w:t>
       </w:r>
     </w:p>
     <w:p>
       <w:pPr>
         <w:pStyle w:val="ResumeBullet"/>
         <w:widowControl w:val="0"/>
-        <w:spacing w:after="0"/>
-        <w:rPr>
-          <w:rFonts w:eastAsia="맑은 고딕"/>
+        <w:rPr>
+          <w:rFonts w:eastAsia="맑은 고딕" w:hint="eastAsia"/>
+          <w:szCs w:val="19"/>
           <w:lang w:eastAsia="ko-KR"/>
         </w:rPr>
       </w:pPr>
       <w:r>
         <w:rPr>
           <w:b/>
-          <w:sz w:val="18"/>
+          <w:szCs w:val="19"/>
         </w:rPr>
         <w:t xml:space="preserve">•  </w:t>
       </w:r>
       <w:r>
         <w:rPr>
-          <w:sz w:val="18"/>
-        </w:rPr>
-        <w:t xml:space="preserve">Implemented MPC-inspired Pure Pursuit tracking, sim-to-real braking compensation, and </w:t>
+          <w:bCs/>
+          <w:szCs w:val="19"/>
+        </w:rPr>
+        <w:t xml:space="preserve">Addressed </w:t>
       </w:r>
       <w:r>
         <w:rPr>
           <w:b/>
-          <w:sz w:val="18"/>
-        </w:rPr>
-        <w:t>YAML-configured per-vehicle tuning</w:t>
-      </w:r>
-      <w:r>
-        <w:rPr>
-          <w:sz w:val="18"/>
-        </w:rPr>
-        <w:t>.</w:t>
+          <w:szCs w:val="19"/>
+        </w:rPr>
+        <w:t>partial occlusion and visually similar distractors</w:t>
+      </w:r>
+      <w:r>
+        <w:rPr>
+          <w:bCs/>
+          <w:szCs w:val="19"/>
+        </w:rPr>
+        <w:t xml:space="preserve"> by combining color/shape cues with </w:t>
+      </w:r>
+      <w:r>
+        <w:rPr>
+          <w:b/>
+          <w:szCs w:val="19"/>
+        </w:rPr>
+        <w:t>RANSAC-based geometric verificatio</w:t>
+      </w:r>
+      <w:r>
+        <w:rPr>
+          <w:bCs/>
+          <w:szCs w:val="19"/>
+        </w:rPr>
+        <w:t>n to reject ambiguous feature matches.</w:t>
       </w:r>
     </w:p>
     <w:p>
@@ -964,7 +1311,7 @@
           <w:b/>
           <w:sz w:val="18"/>
         </w:rPr>
-        <w:t>MANZO - Custom C++ / OpenGL Game Engine | Technical Lead</w:t>
+        <w:t>KAIST Mobility Challenge - V2X Cooperative Driving | Systems Engineer</w:t>
       </w:r>
       <w:r>
         <w:rPr>
@@ -977,7 +1324,7 @@
           <w:b/>
           <w:sz w:val="18"/>
         </w:rPr>
-        <w:t>Jun 2024 - Jun 2025</w:t>
+        <w:t>Oct 2025 - Feb 2026</w:t>
       </w:r>
     </w:p>
     <w:p>
@@ -985,33 +1332,40 @@
         <w:pStyle w:val="ResumeBullet"/>
         <w:widowControl w:val="0"/>
         <w:spacing w:after="0"/>
+        <w:rPr>
+          <w:rFonts w:eastAsia="맑은 고딕"/>
+          <w:bCs/>
+          <w:szCs w:val="19"/>
+          <w:lang w:eastAsia="ko-KR"/>
+        </w:rPr>
       </w:pPr>
       <w:r>
         <w:rPr>
           <w:b/>
-          <w:sz w:val="18"/>
+          <w:szCs w:val="19"/>
         </w:rPr>
         <w:t xml:space="preserve">•  </w:t>
       </w:r>
       <w:r>
-        <w:t xml:space="preserve">Led a </w:t>
+        <w:rPr>
+          <w:bCs/>
+          <w:szCs w:val="19"/>
+        </w:rPr>
+        <w:t xml:space="preserve">Built V2X-based cooperative decision and control logic for </w:t>
       </w:r>
       <w:r>
         <w:rPr>
           <w:b/>
-        </w:rPr>
-        <w:t>year-long engine and game project</w:t>
-      </w:r>
-      <w:r>
-        <w:t xml:space="preserve">, implementing vector-font rendering, underwater visibility shaders, reusable UI systems, positional audio, and rendering diagnostics with </w:t>
-      </w:r>
-      <w:proofErr w:type="spellStart"/>
-      <w:r>
-        <w:t>RenderDoc</w:t>
-      </w:r>
-      <w:proofErr w:type="spellEnd"/>
-      <w:r>
-        <w:t>.</w:t>
+          <w:szCs w:val="19"/>
+        </w:rPr>
+        <w:t>four autonomous vehicles</w:t>
+      </w:r>
+      <w:r>
+        <w:rPr>
+          <w:bCs/>
+          <w:szCs w:val="19"/>
+        </w:rPr>
+        <w:t xml:space="preserve"> negotiating roundabouts and four-way intersections, using shared pose and velocity states for real-time collision avoidance and stop-or-go decisions.</w:t>
       </w:r>
     </w:p>
     <w:p>
@@ -1020,28 +1374,72 @@
         <w:widowControl w:val="0"/>
         <w:spacing w:after="0"/>
         <w:rPr>
+          <w:rFonts w:eastAsia="맑은 고딕" w:hint="eastAsia"/>
+          <w:bCs/>
+          <w:szCs w:val="19"/>
+          <w:lang w:eastAsia="ko-KR"/>
+        </w:rPr>
+      </w:pPr>
+      <w:r>
+        <w:rPr>
+          <w:b/>
+          <w:szCs w:val="19"/>
+        </w:rPr>
+        <w:t>•</w:t>
+      </w:r>
+      <w:r>
+        <w:rPr>
+          <w:rFonts w:eastAsia="맑은 고딕" w:hint="eastAsia"/>
+          <w:bCs/>
+          <w:szCs w:val="19"/>
+          <w:lang w:eastAsia="ko-KR"/>
+        </w:rPr>
+        <w:t xml:space="preserve">  </w:t>
+      </w:r>
+      <w:r>
+        <w:rPr>
           <w:rFonts w:eastAsia="맑은 고딕"/>
+          <w:bCs/>
+          <w:szCs w:val="19"/>
           <w:lang w:eastAsia="ko-KR"/>
         </w:rPr>
-      </w:pPr>
-      <w:r>
-        <w:rPr>
+        <w:t xml:space="preserve">Implemented </w:t>
+      </w:r>
+      <w:r>
+        <w:rPr>
+          <w:rFonts w:eastAsia="맑은 고딕"/>
           <w:b/>
-          <w:sz w:val="18"/>
-        </w:rPr>
-        <w:t xml:space="preserve">•  </w:t>
-      </w:r>
-      <w:r>
-        <w:t xml:space="preserve">Built autonomous fish behaviors with pathfinding, terrain avoidance, flocking, and </w:t>
-      </w:r>
-      <w:r>
-        <w:rPr>
+          <w:szCs w:val="19"/>
+          <w:lang w:eastAsia="ko-KR"/>
+        </w:rPr>
+        <w:t>MPC-inspired Pure Pursuit tracking</w:t>
+      </w:r>
+      <w:r>
+        <w:rPr>
+          <w:rFonts w:eastAsia="맑은 고딕"/>
+          <w:bCs/>
+          <w:szCs w:val="19"/>
+          <w:lang w:eastAsia="ko-KR"/>
+        </w:rPr>
+        <w:t xml:space="preserve">, sim-to-real sigmoid braking compensation, and </w:t>
+      </w:r>
+      <w:r>
+        <w:rPr>
+          <w:rFonts w:eastAsia="맑은 고딕"/>
           <w:b/>
-        </w:rPr>
-        <w:t>quadtree-based spatial partitioning</w:t>
-      </w:r>
-      <w:r>
-        <w:t xml:space="preserve"> to reduce per-frame spatial queries.</w:t>
+          <w:szCs w:val="19"/>
+          <w:lang w:eastAsia="ko-KR"/>
+        </w:rPr>
+        <w:t>YAML-configured per-vehicle tuning</w:t>
+      </w:r>
+      <w:r>
+        <w:rPr>
+          <w:rFonts w:eastAsia="맑은 고딕"/>
+          <w:bCs/>
+          <w:szCs w:val="19"/>
+          <w:lang w:eastAsia="ko-KR"/>
+        </w:rPr>
+        <w:t xml:space="preserve"> to account for vehicle-specific dynamics and streamline field deployment.</w:t>
       </w:r>
     </w:p>
     <w:p>
@@ -1069,7 +1467,7 @@
           <w:b/>
           <w:sz w:val="18"/>
         </w:rPr>
-        <w:t>LEGO Finder - Prompt-Guided Visual Search | Computer Vision Project</w:t>
+        <w:t>MANZO - Custom C++ / OpenGL Game Engine | Technical Lead</w:t>
       </w:r>
       <w:r>
         <w:rPr>
@@ -1082,63 +1480,7 @@
           <w:b/>
           <w:sz w:val="18"/>
         </w:rPr>
-        <w:t>Apr 2026 - Jun 2026</w:t>
-      </w:r>
-    </w:p>
-    <w:p>
-      <w:pPr>
-        <w:pStyle w:val="ResumeBullet"/>
-        <w:widowControl w:val="0"/>
-        <w:rPr>
-          <w:rFonts w:eastAsia="맑은 고딕"/>
-          <w:lang w:eastAsia="ko-KR"/>
-        </w:rPr>
-      </w:pPr>
-      <w:r>
-        <w:rPr>
-          <w:b/>
-          <w:sz w:val="18"/>
-        </w:rPr>
-        <w:t xml:space="preserve">•  </w:t>
-      </w:r>
-      <w:r>
-        <w:t xml:space="preserve">Implemented </w:t>
-      </w:r>
-      <w:r>
-        <w:t xml:space="preserve">a real-time, </w:t>
-      </w:r>
-      <w:r>
-        <w:rPr>
-          <w:b/>
-          <w:bCs/>
-        </w:rPr>
-        <w:t>prompt-guided LEGO finder</w:t>
-      </w:r>
-      <w:r>
-        <w:t xml:space="preserve"> that narrows search with ROI masking, queries an offline</w:t>
-      </w:r>
-      <w:r>
-        <w:rPr>
-          <w:rFonts w:eastAsia="맑은 고딕" w:hint="eastAsia"/>
-          <w:lang w:eastAsia="ko-KR"/>
-        </w:rPr>
-        <w:t xml:space="preserve"> </w:t>
-      </w:r>
-      <w:r>
-        <w:rPr>
-          <w:rFonts w:eastAsia="맑은 고딕"/>
-          <w:b/>
-          <w:bCs/>
-          <w:lang w:eastAsia="ko-KR"/>
-        </w:rPr>
-        <w:t>HNSW</w:t>
-      </w:r>
-      <w:r>
-        <w:rPr>
-          <w:rFonts w:eastAsia="맑은 고딕"/>
-          <w:lang w:eastAsia="ko-KR"/>
-        </w:rPr>
-        <w:t xml:space="preserve"> index, verifies matches with RANSAC, and highlights targets in AR.</w:t>
+        <w:t>Jun 2024 - Jun 2025</w:t>
       </w:r>
     </w:p>
     <w:p>
@@ -1147,7 +1489,304 @@
         <w:widowControl w:val="0"/>
         <w:spacing w:after="0"/>
         <w:rPr>
+          <w:szCs w:val="19"/>
+        </w:rPr>
+      </w:pPr>
+      <w:r>
+        <w:rPr>
+          <w:b/>
+          <w:szCs w:val="19"/>
+        </w:rPr>
+        <w:t xml:space="preserve">•  </w:t>
+      </w:r>
+      <w:r>
+        <w:rPr>
+          <w:szCs w:val="19"/>
+        </w:rPr>
+        <w:t xml:space="preserve">Led a </w:t>
+      </w:r>
+      <w:r>
+        <w:rPr>
+          <w:b/>
+          <w:szCs w:val="19"/>
+        </w:rPr>
+        <w:t>year-long engine and game project</w:t>
+      </w:r>
+      <w:r>
+        <w:rPr>
+          <w:szCs w:val="19"/>
+        </w:rPr>
+        <w:t xml:space="preserve">, implementing </w:t>
+      </w:r>
+      <w:r>
+        <w:rPr>
+          <w:rFonts w:eastAsia="맑은 고딕" w:hint="eastAsia"/>
+          <w:szCs w:val="19"/>
+          <w:lang w:eastAsia="ko-KR"/>
+        </w:rPr>
+        <w:t xml:space="preserve">rendering system include </w:t>
+      </w:r>
+      <w:r>
+        <w:rPr>
+          <w:szCs w:val="19"/>
+        </w:rPr>
+        <w:t>vector-font rendering, underwater visibility shaders, reusable UI systems, positional audio</w:t>
+      </w:r>
+      <w:r>
+        <w:rPr>
+          <w:rFonts w:eastAsia="맑은 고딕" w:hint="eastAsia"/>
+          <w:szCs w:val="19"/>
+          <w:lang w:eastAsia="ko-KR"/>
+        </w:rPr>
+        <w:t xml:space="preserve">, </w:t>
+      </w:r>
+      <w:r>
+        <w:rPr>
+          <w:szCs w:val="19"/>
+        </w:rPr>
+        <w:t xml:space="preserve">and debugging the rendering pipeline with </w:t>
+      </w:r>
+      <w:proofErr w:type="spellStart"/>
+      <w:r>
+        <w:rPr>
+          <w:b/>
+          <w:bCs/>
+          <w:szCs w:val="19"/>
+        </w:rPr>
+        <w:t>RenderDoc</w:t>
+      </w:r>
+      <w:proofErr w:type="spellEnd"/>
+      <w:r>
+        <w:rPr>
+          <w:szCs w:val="19"/>
+        </w:rPr>
+        <w:t>.</w:t>
+      </w:r>
+    </w:p>
+    <w:p>
+      <w:pPr>
+        <w:pStyle w:val="ResumeBullet"/>
+        <w:widowControl w:val="0"/>
+        <w:spacing w:after="0"/>
+        <w:rPr>
           <w:rFonts w:eastAsia="맑은 고딕"/>
+          <w:szCs w:val="19"/>
+          <w:lang w:eastAsia="ko-KR"/>
+        </w:rPr>
+      </w:pPr>
+      <w:r>
+        <w:rPr>
+          <w:b/>
+          <w:szCs w:val="19"/>
+        </w:rPr>
+        <w:t xml:space="preserve">•  </w:t>
+      </w:r>
+      <w:r>
+        <w:rPr>
+          <w:szCs w:val="19"/>
+        </w:rPr>
+        <w:t>Engineered autonomous fish behaviors with pathfinding, terrain avoidance, and flocking, using quadtree-based spatial partitioning to reduce unnecessary per-frame spatial queries.</w:t>
+      </w:r>
+    </w:p>
+    <w:p>
+      <w:pPr>
+        <w:tabs>
+          <w:tab w:val="right" w:pos="10800"/>
+        </w:tabs>
+        <w:spacing w:before="4" w:after="6"/>
+        <w:rPr>
+          <w:rFonts w:eastAsia="맑은 고딕" w:hint="eastAsia"/>
+          <w:lang w:eastAsia="ko-KR"/>
+        </w:rPr>
+      </w:pPr>
+      <w:r>
+        <w:rPr>
+          <w:rFonts w:eastAsia="맑은 고딕" w:hint="eastAsia"/>
+          <w:b/>
+          <w:sz w:val="18"/>
+          <w:lang w:eastAsia="ko-KR"/>
+        </w:rPr>
+        <w:t>Stand-By</w:t>
+      </w:r>
+      <w:r>
+        <w:rPr>
+          <w:b/>
+          <w:sz w:val="18"/>
+        </w:rPr>
+        <w:t xml:space="preserve"> - </w:t>
+      </w:r>
+      <w:r>
+        <w:rPr>
+          <w:b/>
+          <w:sz w:val="18"/>
+        </w:rPr>
+        <w:t>Custom C</w:t>
+      </w:r>
+      <w:r>
+        <w:rPr>
+          <w:rFonts w:eastAsia="맑은 고딕" w:hint="eastAsia"/>
+          <w:b/>
+          <w:sz w:val="18"/>
+          <w:lang w:eastAsia="ko-KR"/>
+        </w:rPr>
+        <w:t xml:space="preserve">++ Game Engine </w:t>
+      </w:r>
+      <w:r>
+        <w:rPr>
+          <w:b/>
+          <w:sz w:val="18"/>
+        </w:rPr>
+        <w:t>| Technical Lead</w:t>
+      </w:r>
+      <w:r>
+        <w:rPr>
+          <w:sz w:val="18"/>
+        </w:rPr>
+        <w:tab/>
+      </w:r>
+      <w:r>
+        <w:rPr>
+          <w:rFonts w:eastAsia="맑은 고딕" w:hint="eastAsia"/>
+          <w:b/>
+          <w:sz w:val="18"/>
+          <w:lang w:eastAsia="ko-KR"/>
+        </w:rPr>
+        <w:t>Mar</w:t>
+      </w:r>
+      <w:r>
+        <w:rPr>
+          <w:b/>
+          <w:sz w:val="18"/>
+        </w:rPr>
+        <w:t xml:space="preserve"> 202</w:t>
+      </w:r>
+      <w:r>
+        <w:rPr>
+          <w:rFonts w:eastAsia="맑은 고딕" w:hint="eastAsia"/>
+          <w:b/>
+          <w:sz w:val="18"/>
+          <w:lang w:eastAsia="ko-KR"/>
+        </w:rPr>
+        <w:t>4</w:t>
+      </w:r>
+      <w:r>
+        <w:rPr>
+          <w:b/>
+          <w:sz w:val="18"/>
+        </w:rPr>
+        <w:t xml:space="preserve"> - Jun 202</w:t>
+      </w:r>
+      <w:r>
+        <w:rPr>
+          <w:rFonts w:eastAsia="맑은 고딕" w:hint="eastAsia"/>
+          <w:b/>
+          <w:sz w:val="18"/>
+          <w:lang w:eastAsia="ko-KR"/>
+        </w:rPr>
+        <w:t>4</w:t>
+      </w:r>
+    </w:p>
+    <w:p>
+      <w:pPr>
+        <w:pStyle w:val="ResumeBullet"/>
+        <w:widowControl w:val="0"/>
+        <w:rPr>
+          <w:rFonts w:eastAsia="맑은 고딕"/>
+          <w:bCs/>
+          <w:szCs w:val="19"/>
+          <w:lang w:eastAsia="ko-KR"/>
+        </w:rPr>
+      </w:pPr>
+      <w:r>
+        <w:rPr>
+          <w:b/>
+          <w:szCs w:val="19"/>
+        </w:rPr>
+        <w:t xml:space="preserve">•  </w:t>
+      </w:r>
+      <w:r>
+        <w:rPr>
+          <w:bCs/>
+          <w:szCs w:val="19"/>
+        </w:rPr>
+        <w:t xml:space="preserve">Led the software architecture of a </w:t>
+      </w:r>
+      <w:r>
+        <w:rPr>
+          <w:b/>
+          <w:szCs w:val="19"/>
+        </w:rPr>
+        <w:t xml:space="preserve">C++ / </w:t>
+      </w:r>
+      <w:proofErr w:type="spellStart"/>
+      <w:r>
+        <w:rPr>
+          <w:rFonts w:eastAsia="맑은 고딕" w:hint="eastAsia"/>
+          <w:b/>
+          <w:szCs w:val="19"/>
+          <w:lang w:eastAsia="ko-KR"/>
+        </w:rPr>
+        <w:t>R</w:t>
+      </w:r>
+      <w:r>
+        <w:rPr>
+          <w:b/>
+          <w:szCs w:val="19"/>
+        </w:rPr>
+        <w:t>aylib</w:t>
+      </w:r>
+      <w:proofErr w:type="spellEnd"/>
+      <w:r>
+        <w:rPr>
+          <w:b/>
+          <w:szCs w:val="19"/>
+        </w:rPr>
+        <w:t xml:space="preserve"> cafe-management game</w:t>
+      </w:r>
+      <w:r>
+        <w:rPr>
+          <w:bCs/>
+          <w:szCs w:val="19"/>
+        </w:rPr>
+        <w:t>, extending a lightweight engine with reusable state, object, collision, and scene-management systems.</w:t>
+      </w:r>
+    </w:p>
+    <w:p>
+      <w:pPr>
+        <w:pStyle w:val="ResumeBullet"/>
+        <w:widowControl w:val="0"/>
+        <w:rPr>
+          <w:rFonts w:eastAsia="맑은 고딕" w:hint="eastAsia"/>
+          <w:bCs/>
+          <w:szCs w:val="19"/>
+          <w:lang w:eastAsia="ko-KR"/>
+        </w:rPr>
+      </w:pPr>
+      <w:r>
+        <w:rPr>
+          <w:b/>
+          <w:szCs w:val="19"/>
+        </w:rPr>
+        <w:t xml:space="preserve">•  </w:t>
+      </w:r>
+      <w:r>
+        <w:rPr>
+          <w:bCs/>
+          <w:szCs w:val="19"/>
+        </w:rPr>
+        <w:t>Structured customer lifecycles and drink-making interactions as explicit state-driven systems with per-object timers and context-specific interaction paths, improving behavior consistency and debuggability across repeated game cycles.</w:t>
+      </w:r>
+    </w:p>
+    <w:p>
+      <w:pPr>
+        <w:pStyle w:val="ResumeBullet"/>
+        <w:widowControl w:val="0"/>
+        <w:spacing w:after="0"/>
+        <w:rPr>
+          <w:rFonts w:eastAsia="맑은 고딕"/>
+          <w:bCs/>
+          <w:sz w:val="6"/>
+          <w:szCs w:val="8"/>
           <w:lang w:eastAsia="ko-KR"/>
         </w:rPr>
       </w:pPr>
@@ -1410,7 +2049,7 @@
           <w:tab w:val="right" w:pos="10800"/>
         </w:tabs>
         <w:rPr>
-          <w:rFonts w:eastAsia="맑은 고딕"/>
+          <w:rFonts w:eastAsia="맑은 고딕" w:hint="eastAsia"/>
           <w:b/>
           <w:sz w:val="18"/>
           <w:lang w:eastAsia="ko-KR"/>
@@ -1515,92 +2154,6 @@
           <w:lang w:eastAsia="ko-KR"/>
         </w:rPr>
         <w:t>Aug 2024</w:t>
-      </w:r>
-    </w:p>
-    <w:p>
-      <w:pPr>
-        <w:tabs>
-          <w:tab w:val="right" w:pos="10800"/>
-        </w:tabs>
-        <w:rPr>
-          <w:rFonts w:eastAsia="맑은 고딕" w:hint="eastAsia"/>
-          <w:sz w:val="18"/>
-          <w:szCs w:val="18"/>
-          <w:lang w:eastAsia="ko-KR"/>
-        </w:rPr>
-      </w:pPr>
-    </w:p>
-    <w:p>
-      <w:pPr>
-        <w:pStyle w:val="ResumeSection"/>
-        <w:widowControl w:val="0"/>
-        <w:pBdr>
-          <w:bottom w:val="single" w:sz="6" w:space="1" w:color="000000"/>
-        </w:pBdr>
-        <w:spacing w:after="20"/>
-      </w:pPr>
-      <w:r>
-        <w:t>LEADERSHIP EXPERIENCE</w:t>
-      </w:r>
-    </w:p>
-    <w:p>
-      <w:pPr>
-        <w:tabs>
-          <w:tab w:val="right" w:pos="10800"/>
-        </w:tabs>
-        <w:spacing w:before="6" w:after="6"/>
-      </w:pPr>
-      <w:r>
-        <w:rPr>
-          <w:b/>
-          <w:sz w:val="18"/>
-        </w:rPr>
-        <w:t>Keimyung University | Class Representative &amp; Student Council Member</w:t>
-      </w:r>
-      <w:r>
-        <w:rPr>
-          <w:sz w:val="18"/>
-        </w:rPr>
-        <w:tab/>
-      </w:r>
-      <w:r>
-        <w:rPr>
-          <w:b/>
-          <w:sz w:val="18"/>
-        </w:rPr>
-        <w:t>Sep 2023 - Jun 2025</w:t>
-      </w:r>
-    </w:p>
-    <w:p>
-      <w:pPr>
-        <w:pStyle w:val="ResumeBullet"/>
-        <w:widowControl w:val="0"/>
-        <w:spacing w:after="0"/>
-      </w:pPr>
-      <w:r>
-        <w:rPr>
-          <w:b/>
-        </w:rPr>
-        <w:t xml:space="preserve">•  </w:t>
-      </w:r>
-      <w:r>
-        <w:t>Represented students as the primary liaison with faculty, consolidating academic concerns and communicating decisions across the dual-degree program.</w:t>
-      </w:r>
-    </w:p>
-    <w:p>
-      <w:pPr>
-        <w:pStyle w:val="ResumeBullet"/>
-        <w:widowControl w:val="0"/>
-        <w:spacing w:after="0"/>
-      </w:pPr>
-      <w:r>
-        <w:rPr>
-          <w:b/>
-        </w:rPr>
-        <w:t xml:space="preserve">•  </w:t>
-      </w:r>
-      <w:r>
-        <w:t>Coordinated academic events, student activities, and departmental programs while aligning schedules and responsibilities across students, faculty, and organizers.</w:t>
       </w:r>
     </w:p>
     <w:sectPr>

--- a/docs/Technical Resume.docx
+++ b/docs/Technical Resume.docx
@@ -34,7 +34,7 @@
         <w:rPr>
           <w:sz w:val="18"/>
         </w:rPr>
-        <w:t xml:space="preserve">  |  +82 10-6409-8658  |  </w:t>
+        <w:t xml:space="preserve">  |  </w:t>
       </w:r>
       <w:hyperlink r:id="rId6">
         <w:r>
@@ -418,15 +418,7 @@
         <w:t xml:space="preserve">: </w:t>
       </w:r>
       <w:r>
-        <w:t xml:space="preserve">Linux, </w:t>
-      </w:r>
-      <w:proofErr w:type="spellStart"/>
-      <w:r>
-        <w:t>CMake</w:t>
-      </w:r>
-      <w:proofErr w:type="spellEnd"/>
-      <w:r>
-        <w:t>, Git/GitHub, ROS 2 / ROS 1, Docker</w:t>
+        <w:t>Linux, CMake, Git/GitHub, ROS 2 / ROS 1, Docker</w:t>
       </w:r>
       <w:r>
         <w:rPr>
@@ -471,15 +463,7 @@
         <w:t xml:space="preserve">: </w:t>
       </w:r>
       <w:r>
-        <w:t xml:space="preserve">OpenGL, WebGL, OpenCV, </w:t>
-      </w:r>
-      <w:proofErr w:type="spellStart"/>
-      <w:r>
-        <w:t>PyTorch</w:t>
-      </w:r>
-      <w:proofErr w:type="spellEnd"/>
-      <w:r>
-        <w:t>, CUDA, Unity</w:t>
+        <w:t>OpenGL, WebGL, OpenCV, PyTorch, CUDA, Unity</w:t>
       </w:r>
     </w:p>
     <w:p>
@@ -614,35 +598,7 @@
         <w:rPr>
           <w:szCs w:val="19"/>
         </w:rPr>
-        <w:t xml:space="preserve">; evaluated across COCO, </w:t>
-      </w:r>
-      <w:proofErr w:type="spellStart"/>
-      <w:r>
-        <w:rPr>
-          <w:szCs w:val="19"/>
-        </w:rPr>
-        <w:t>HPatches</w:t>
-      </w:r>
-      <w:proofErr w:type="spellEnd"/>
-      <w:r>
-        <w:rPr>
-          <w:szCs w:val="19"/>
-        </w:rPr>
-        <w:t xml:space="preserve">, and </w:t>
-      </w:r>
-      <w:proofErr w:type="spellStart"/>
-      <w:r>
-        <w:rPr>
-          <w:szCs w:val="19"/>
-        </w:rPr>
-        <w:t>MegaDepth</w:t>
-      </w:r>
-      <w:proofErr w:type="spellEnd"/>
-      <w:r>
-        <w:rPr>
-          <w:szCs w:val="19"/>
-        </w:rPr>
-        <w:t xml:space="preserve"> with fixed-angle stress tests, baselines, ablations, and failure-case analysis</w:t>
+        <w:t>; evaluated across COCO, HPatches, and MegaDepth with fixed-angle stress tests, baselines, ablations, and failure-case analysis</w:t>
       </w:r>
       <w:r>
         <w:rPr>
@@ -658,7 +614,7 @@
         <w:widowControl w:val="0"/>
         <w:spacing w:after="0"/>
         <w:rPr>
-          <w:rFonts w:eastAsia="맑은 고딕" w:hint="eastAsia"/>
+          <w:rFonts w:eastAsia="맑은 고딕"/>
           <w:bCs/>
           <w:szCs w:val="19"/>
           <w:lang w:eastAsia="ko-KR"/>
@@ -723,7 +679,7 @@
         <w:widowControl w:val="0"/>
         <w:spacing w:after="0"/>
         <w:rPr>
-          <w:rFonts w:eastAsia="맑은 고딕" w:hint="eastAsia"/>
+          <w:rFonts w:eastAsia="맑은 고딕"/>
           <w:szCs w:val="19"/>
           <w:lang w:eastAsia="ko-KR"/>
         </w:rPr>
@@ -761,25 +717,7 @@
           <w:bCs/>
           <w:szCs w:val="19"/>
         </w:rPr>
-        <w:t xml:space="preserve">73.7 </w:t>
-      </w:r>
-      <w:proofErr w:type="spellStart"/>
-      <w:r>
-        <w:rPr>
-          <w:b/>
-          <w:bCs/>
-          <w:szCs w:val="19"/>
-        </w:rPr>
-        <w:t>px</w:t>
-      </w:r>
-      <w:proofErr w:type="spellEnd"/>
-      <w:r>
-        <w:rPr>
-          <w:b/>
-          <w:bCs/>
-          <w:szCs w:val="19"/>
-        </w:rPr>
-        <w:t xml:space="preserve"> to 9.1</w:t>
+        <w:t>73.7 px to 9.1</w:t>
       </w:r>
       <w:r>
         <w:rPr>
@@ -791,7 +729,6 @@
         </w:rPr>
         <w:t xml:space="preserve"> </w:t>
       </w:r>
-      <w:proofErr w:type="spellStart"/>
       <w:r>
         <w:rPr>
           <w:b/>
@@ -800,7 +737,6 @@
         </w:rPr>
         <w:t>px</w:t>
       </w:r>
-      <w:proofErr w:type="spellEnd"/>
       <w:r>
         <w:rPr>
           <w:szCs w:val="19"/>
@@ -941,7 +877,7 @@
         <w:widowControl w:val="0"/>
         <w:spacing w:after="0"/>
         <w:rPr>
-          <w:rFonts w:eastAsia="맑은 고딕" w:hint="eastAsia"/>
+          <w:rFonts w:eastAsia="맑은 고딕"/>
           <w:szCs w:val="19"/>
           <w:lang w:eastAsia="ko-KR"/>
         </w:rPr>
@@ -1071,7 +1007,7 @@
         <w:pStyle w:val="ResumeBullet"/>
         <w:widowControl w:val="0"/>
         <w:rPr>
-          <w:rFonts w:eastAsia="맑은 고딕" w:hint="eastAsia"/>
+          <w:rFonts w:eastAsia="맑은 고딕"/>
           <w:szCs w:val="19"/>
           <w:lang w:eastAsia="ko-KR"/>
         </w:rPr>
@@ -1178,7 +1114,7 @@
         <w:pStyle w:val="ResumeBullet"/>
         <w:widowControl w:val="0"/>
         <w:rPr>
-          <w:rFonts w:eastAsia="맑은 고딕" w:hint="eastAsia"/>
+          <w:rFonts w:eastAsia="맑은 고딕"/>
           <w:szCs w:val="19"/>
           <w:lang w:eastAsia="ko-KR"/>
         </w:rPr>
@@ -1238,7 +1174,7 @@
         <w:pStyle w:val="ResumeBullet"/>
         <w:widowControl w:val="0"/>
         <w:rPr>
-          <w:rFonts w:eastAsia="맑은 고딕" w:hint="eastAsia"/>
+          <w:rFonts w:eastAsia="맑은 고딕"/>
           <w:szCs w:val="19"/>
           <w:lang w:eastAsia="ko-KR"/>
         </w:rPr>
@@ -1374,7 +1310,7 @@
         <w:widowControl w:val="0"/>
         <w:spacing w:after="0"/>
         <w:rPr>
-          <w:rFonts w:eastAsia="맑은 고딕" w:hint="eastAsia"/>
+          <w:rFonts w:eastAsia="맑은 고딕"/>
           <w:bCs/>
           <w:szCs w:val="19"/>
           <w:lang w:eastAsia="ko-KR"/>
@@ -1546,7 +1482,6 @@
         </w:rPr>
         <w:t xml:space="preserve">and debugging the rendering pipeline with </w:t>
       </w:r>
-      <w:proofErr w:type="spellStart"/>
       <w:r>
         <w:rPr>
           <w:b/>
@@ -1555,7 +1490,6 @@
         </w:rPr>
         <w:t>RenderDoc</w:t>
       </w:r>
-      <w:proofErr w:type="spellEnd"/>
       <w:r>
         <w:rPr>
           <w:szCs w:val="19"/>
@@ -1595,7 +1529,7 @@
         </w:tabs>
         <w:spacing w:before="4" w:after="6"/>
         <w:rPr>
-          <w:rFonts w:eastAsia="맑은 고딕" w:hint="eastAsia"/>
+          <w:rFonts w:eastAsia="맑은 고딕"/>
           <w:lang w:eastAsia="ko-KR"/>
         </w:rPr>
       </w:pPr>
@@ -1718,7 +1652,6 @@
         </w:rPr>
         <w:t xml:space="preserve">C++ / </w:t>
       </w:r>
-      <w:proofErr w:type="spellStart"/>
       <w:r>
         <w:rPr>
           <w:rFonts w:eastAsia="맑은 고딕" w:hint="eastAsia"/>
@@ -1733,15 +1666,7 @@
           <w:b/>
           <w:szCs w:val="19"/>
         </w:rPr>
-        <w:t>aylib</w:t>
-      </w:r>
-      <w:proofErr w:type="spellEnd"/>
-      <w:r>
-        <w:rPr>
-          <w:b/>
-          <w:szCs w:val="19"/>
-        </w:rPr>
-        <w:t xml:space="preserve"> cafe-management game</w:t>
+        <w:t>aylib cafe-management game</w:t>
       </w:r>
       <w:r>
         <w:rPr>
@@ -1756,7 +1681,7 @@
         <w:pStyle w:val="ResumeBullet"/>
         <w:widowControl w:val="0"/>
         <w:rPr>
-          <w:rFonts w:eastAsia="맑은 고딕" w:hint="eastAsia"/>
+          <w:rFonts w:eastAsia="맑은 고딕"/>
           <w:bCs/>
           <w:szCs w:val="19"/>
           <w:lang w:eastAsia="ko-KR"/>
@@ -2049,7 +1974,7 @@
           <w:tab w:val="right" w:pos="10800"/>
         </w:tabs>
         <w:rPr>
-          <w:rFonts w:eastAsia="맑은 고딕" w:hint="eastAsia"/>
+          <w:rFonts w:eastAsia="맑은 고딕"/>
           <w:b/>
           <w:sz w:val="18"/>
           <w:lang w:eastAsia="ko-KR"/>
@@ -3077,6 +3002,7 @@
   <w:style w:type="character" w:default="1" w:styleId="a2">
     <w:name w:val="Default Paragraph Font"/>
     <w:uiPriority w:val="1"/>
+    <w:semiHidden/>
     <w:unhideWhenUsed/>
   </w:style>
   <w:style w:type="table" w:default="1" w:styleId="a3">
